--- a/Czesc_2_Projekt_Toyota_Corolla_E12.docx
+++ b/Czesc_2_Projekt_Toyota_Corolla_E12.docx
@@ -2743,75 +2743,53 @@
         <w:t xml:space="preserve">Na rysunku numer 3 poniżej pokazano hamulec przedni po zdjęciu koła, a na rysunku numer 4 – elementy składowe zacisku według instrukcji producenta.</w:t>
       </w:r>
     </w:p>
-    <w:tbl>
-      <w:tblPr>
-        <w:tblW w:type="dxa" w:w="7000"/>
+    <w:p>
+      <w:pPr>
+        <w:keepNext/>
+        <w:spacing w:after="60"/>
         <w:jc w:val="center"/>
-        <w:tblBorders>
-          <w:top w:val="single" w:color="auto" w:sz="4"/>
-          <w:left w:val="single" w:color="auto" w:sz="4"/>
-          <w:bottom w:val="single" w:color="auto" w:sz="4"/>
-          <w:right w:val="single" w:color="auto" w:sz="4"/>
-          <w:insideH w:val="single" w:color="auto" w:sz="4"/>
-          <w:insideV w:val="single" w:color="auto" w:sz="4"/>
-        </w:tblBorders>
-      </w:tblPr>
-      <w:tblGrid>
-        <w:gridCol w:w="7000"/>
-      </w:tblGrid>
-      <w:tr>
-        <w:trPr>
-          <w:trHeight w:val="3200" w:hRule="atLeast"/>
-        </w:trPr>
-        <w:tc>
-          <w:tcPr>
-            <w:tcW w:type="dxa" w:w="7000"/>
-            <w:tcBorders>
-              <w:top w:val="dashed" w:color="8C8C8C" w:sz="6"/>
-              <w:left w:val="dashed" w:color="8C8C8C" w:sz="6"/>
-              <w:bottom w:val="dashed" w:color="8C8C8C" w:sz="6"/>
-              <w:right w:val="dashed" w:color="8C8C8C" w:sz="6"/>
-            </w:tcBorders>
-            <w:shd w:fill="F2F2F2" w:color="auto" w:val="clear"/>
-            <w:vAlign w:val="center"/>
-          </w:tcPr>
-          <w:p>
-            <w:pPr>
-              <w:spacing w:after="40" w:before="0" w:line="276"/>
-              <w:jc w:val="center"/>
-            </w:pPr>
-            <w:r>
-              <w:rPr>
-                <w:rFonts w:ascii="Calibri" w:cs="Calibri" w:eastAsia="Calibri" w:hAnsi="Calibri"/>
-                <w:b/>
-                <w:bCs/>
-                <w:color w:val="808080"/>
-                <w:sz w:val="18"/>
-                <w:szCs w:val="18"/>
-              </w:rPr>
-              <w:t xml:space="preserve">MIEJSCE NA ZDJĘCIE</w:t>
-            </w:r>
-          </w:p>
-          <w:p>
-            <w:pPr>
-              <w:spacing w:after="0" w:before="0" w:line="276"/>
-              <w:jc w:val="center"/>
-            </w:pPr>
-            <w:r>
-              <w:rPr>
-                <w:rFonts w:ascii="Calibri" w:cs="Calibri" w:eastAsia="Calibri" w:hAnsi="Calibri"/>
-                <w:i/>
-                <w:iCs/>
-                <w:color w:val="808080"/>
-                <w:sz w:val="16"/>
-                <w:szCs w:val="16"/>
-              </w:rPr>
-              <w:t xml:space="preserve">Hamulec przedni Corolli E12 po zdjęciu koła – kadr z poradnika / filmu AUTODOC [2], [3]</w:t>
-            </w:r>
-          </w:p>
-        </w:tc>
-      </w:tr>
-    </w:tbl>
+      </w:pPr>
+      <w:r>
+        <w:drawing>
+          <wp:inline distT="0" distB="0" distL="0" distR="0">
+            <wp:extent cx="4000500" cy="2047875"/>
+            <wp:effectExtent t="0" r="0" b="0" l="0"/>
+            <wp:docPr id="1" name="" descr="" title=""/>
+            <wp:cNvGraphicFramePr>
+              <a:graphicFrameLocks xmlns:a="http://schemas.openxmlformats.org/drawingml/2006/main" noChangeAspect="1"/>
+            </wp:cNvGraphicFramePr>
+            <a:graphic xmlns:a="http://schemas.openxmlformats.org/drawingml/2006/main">
+              <a:graphicData uri="http://schemas.openxmlformats.org/drawingml/2006/picture">
+                <pic:pic xmlns:pic="http://schemas.openxmlformats.org/drawingml/2006/picture">
+                  <pic:nvPicPr>
+                    <pic:cNvPr id="0" name="" descr=""/>
+                    <pic:cNvPicPr>
+                      <a:picLocks noChangeAspect="1" noChangeArrowheads="1"/>
+                    </pic:cNvPicPr>
+                  </pic:nvPicPr>
+                  <pic:blipFill>
+                    <a:blip r:embed="rId11" cstate="none"/>
+                    <a:srcRect/>
+                    <a:stretch>
+                      <a:fillRect/>
+                    </a:stretch>
+                  </pic:blipFill>
+                  <pic:spPr bwMode="auto">
+                    <a:xfrm>
+                      <a:off x="0" y="0"/>
+                      <a:ext cx="4000500" cy="2047875"/>
+                    </a:xfrm>
+                    <a:prstGeom prst="rect">
+                      <a:avLst/>
+                    </a:prstGeom>
+                  </pic:spPr>
+                </pic:pic>
+              </a:graphicData>
+            </a:graphic>
+          </wp:inline>
+        </w:drawing>
+      </w:r>
+    </w:p>
     <w:p>
       <w:pPr>
         <w:spacing w:after="200" w:before="0" w:line="276"/>

--- a/Czesc_2_Projekt_Toyota_Corolla_E12.docx
+++ b/Czesc_2_Projekt_Toyota_Corolla_E12.docx
@@ -2740,7 +2740,7 @@
           <w:sz w:val="22"/>
           <w:szCs w:val="22"/>
         </w:rPr>
-        <w:t xml:space="preserve">Na rysunku numer 3 poniżej pokazano hamulec przedni po zdjęciu koła, a na rysunku numer 4 – elementy składowe zacisku według instrukcji producenta.</w:t>
+        <w:t xml:space="preserve">Na rysunku numer 3 poniżej pokazano hamulec przedni po zdjęciu koła, a na rysunku numer 4 – jarzmo zacisku ze sworzniami prowadzącymi po zdjęciu korpusu cylindra i klocków, według instrukcji producenta.</w:t>
       </w:r>
     </w:p>
     <w:p>
@@ -2806,75 +2806,53 @@
         <w:t xml:space="preserve">Rysunek 3. Hamulec tarczowy osi przedniej pojazdu Toyota Corolla E12, [2]</w:t>
       </w:r>
     </w:p>
-    <w:tbl>
-      <w:tblPr>
-        <w:tblW w:type="dxa" w:w="7000"/>
+    <w:p>
+      <w:pPr>
+        <w:keepNext/>
+        <w:spacing w:after="60"/>
         <w:jc w:val="center"/>
-        <w:tblBorders>
-          <w:top w:val="single" w:color="auto" w:sz="4"/>
-          <w:left w:val="single" w:color="auto" w:sz="4"/>
-          <w:bottom w:val="single" w:color="auto" w:sz="4"/>
-          <w:right w:val="single" w:color="auto" w:sz="4"/>
-          <w:insideH w:val="single" w:color="auto" w:sz="4"/>
-          <w:insideV w:val="single" w:color="auto" w:sz="4"/>
-        </w:tblBorders>
-      </w:tblPr>
-      <w:tblGrid>
-        <w:gridCol w:w="7000"/>
-      </w:tblGrid>
-      <w:tr>
-        <w:trPr>
-          <w:trHeight w:val="3600" w:hRule="atLeast"/>
-        </w:trPr>
-        <w:tc>
-          <w:tcPr>
-            <w:tcW w:type="dxa" w:w="7000"/>
-            <w:tcBorders>
-              <w:top w:val="dashed" w:color="8C8C8C" w:sz="6"/>
-              <w:left w:val="dashed" w:color="8C8C8C" w:sz="6"/>
-              <w:bottom w:val="dashed" w:color="8C8C8C" w:sz="6"/>
-              <w:right w:val="dashed" w:color="8C8C8C" w:sz="6"/>
-            </w:tcBorders>
-            <w:shd w:fill="F2F2F2" w:color="auto" w:val="clear"/>
-            <w:vAlign w:val="center"/>
-          </w:tcPr>
-          <w:p>
-            <w:pPr>
-              <w:spacing w:after="40" w:before="0" w:line="276"/>
-              <w:jc w:val="center"/>
-            </w:pPr>
-            <w:r>
-              <w:rPr>
-                <w:rFonts w:ascii="Calibri" w:cs="Calibri" w:eastAsia="Calibri" w:hAnsi="Calibri"/>
-                <w:b/>
-                <w:bCs/>
-                <w:color w:val="808080"/>
-                <w:sz w:val="18"/>
-                <w:szCs w:val="18"/>
-              </w:rPr>
-              <w:t xml:space="preserve">MIEJSCE NA ZDJĘCIE</w:t>
-            </w:r>
-          </w:p>
-          <w:p>
-            <w:pPr>
-              <w:spacing w:after="0" w:before="0" w:line="276"/>
-              <w:jc w:val="center"/>
-            </w:pPr>
-            <w:r>
-              <w:rPr>
-                <w:rFonts w:ascii="Calibri" w:cs="Calibri" w:eastAsia="Calibri" w:hAnsi="Calibri"/>
-                <w:i/>
-                <w:iCs/>
-                <w:color w:val="808080"/>
-                <w:sz w:val="16"/>
-                <w:szCs w:val="16"/>
-              </w:rPr>
-              <w:t xml:space="preserve">Rysunek rozstrzelony zacisku z instrukcji Toyota Repair Manual – Front brake – Overhaul [1]</w:t>
-            </w:r>
-          </w:p>
-        </w:tc>
-      </w:tr>
-    </w:tbl>
+      </w:pPr>
+      <w:r>
+        <w:drawing>
+          <wp:inline distT="0" distB="0" distL="0" distR="0">
+            <wp:extent cx="3810000" cy="2428875"/>
+            <wp:effectExtent t="0" r="0" b="0" l="0"/>
+            <wp:docPr id="1" name="" descr="" title=""/>
+            <wp:cNvGraphicFramePr>
+              <a:graphicFrameLocks xmlns:a="http://schemas.openxmlformats.org/drawingml/2006/main" noChangeAspect="1"/>
+            </wp:cNvGraphicFramePr>
+            <a:graphic xmlns:a="http://schemas.openxmlformats.org/drawingml/2006/main">
+              <a:graphicData uri="http://schemas.openxmlformats.org/drawingml/2006/picture">
+                <pic:pic xmlns:pic="http://schemas.openxmlformats.org/drawingml/2006/picture">
+                  <pic:nvPicPr>
+                    <pic:cNvPr id="0" name="" descr=""/>
+                    <pic:cNvPicPr>
+                      <a:picLocks noChangeAspect="1" noChangeArrowheads="1"/>
+                    </pic:cNvPicPr>
+                  </pic:nvPicPr>
+                  <pic:blipFill>
+                    <a:blip r:embed="rId12" cstate="none"/>
+                    <a:srcRect/>
+                    <a:stretch>
+                      <a:fillRect/>
+                    </a:stretch>
+                  </pic:blipFill>
+                  <pic:spPr bwMode="auto">
+                    <a:xfrm>
+                      <a:off x="0" y="0"/>
+                      <a:ext cx="3810000" cy="2428875"/>
+                    </a:xfrm>
+                    <a:prstGeom prst="rect">
+                      <a:avLst/>
+                    </a:prstGeom>
+                  </pic:spPr>
+                </pic:pic>
+              </a:graphicData>
+            </a:graphic>
+          </wp:inline>
+        </w:drawing>
+      </w:r>
+    </w:p>
     <w:p>
       <w:pPr>
         <w:spacing w:after="200" w:before="0" w:line="276"/>
@@ -2888,7 +2866,7 @@
           <w:sz w:val="18"/>
           <w:szCs w:val="18"/>
         </w:rPr>
-        <w:t xml:space="preserve">Rysunek 4. Elementy składowe zacisku hamulca przedniego, [1]</w:t>
+        <w:t xml:space="preserve">Rysunek 4. Jarzmo zacisku hamulca przedniego na tarczy – rysunek F41561 z instrukcji naprawy Toyota, [1]</w:t>
       </w:r>
     </w:p>
     <w:p>

--- a/Czesc_2_Projekt_Toyota_Corolla_E12.docx
+++ b/Czesc_2_Projekt_Toyota_Corolla_E12.docx
@@ -4,7 +4,7 @@
   <w:body>
     <w:p>
       <w:pPr>
-        <w:spacing w:after="120" w:before="600" w:line="276"/>
+        <w:spacing w:after="1200" w:before="600" w:line="276"/>
         <w:jc w:val="center"/>
       </w:pPr>
       <w:r>
@@ -15,7 +15,7 @@
           <w:sz w:val="32"/>
           <w:szCs w:val="32"/>
         </w:rPr>
-        <w:t xml:space="preserve">[NAZWA UCZELNI]</w:t>
+        <w:t xml:space="preserve">POLITECHNIKA WARSZAWSKA</w:t>
       </w:r>
     </w:p>
     <w:p>
@@ -29,7 +29,7 @@
           <w:sz w:val="28"/>
           <w:szCs w:val="28"/>
         </w:rPr>
-        <w:t xml:space="preserve">[Wydział]</w:t>
+        <w:t xml:space="preserve">Wydział Transportu</w:t>
       </w:r>
     </w:p>
     <w:p>
@@ -43,7 +43,7 @@
           <w:sz w:val="26"/>
           <w:szCs w:val="26"/>
         </w:rPr>
-        <w:t xml:space="preserve">[Zakład / Katedra]</w:t>
+        <w:t xml:space="preserve">Zakład Budowy i Eksploatacji Środków Transportu</w:t>
       </w:r>
     </w:p>
     <w:p>
@@ -64,6 +64,22 @@
     </w:p>
     <w:p>
       <w:pPr>
+        <w:spacing w:after="120" w:before="0" w:line="276"/>
+        <w:jc w:val="center"/>
+      </w:pPr>
+      <w:r>
+        <w:rPr>
+          <w:rFonts w:ascii="Calibri" w:cs="Calibri" w:eastAsia="Calibri" w:hAnsi="Calibri"/>
+          <w:b/>
+          <w:bCs/>
+          <w:sz w:val="30"/>
+          <w:szCs w:val="30"/>
+        </w:rPr>
+        <w:t xml:space="preserve">Temat:</w:t>
+      </w:r>
+    </w:p>
+    <w:p>
+      <w:pPr>
         <w:spacing w:after="2400" w:before="0" w:line="276"/>
         <w:jc w:val="center"/>
       </w:pPr>
@@ -73,7 +89,7 @@
           <w:sz w:val="30"/>
           <w:szCs w:val="30"/>
         </w:rPr>
-        <w:t xml:space="preserve">Temat: Proces technologiczny weryfikacji i wymiany przednich klocków hamulcowych wraz z kontrolą jakości naprawy w pojeździe Toyota Corolla IX (E12) 1.6 VVT-i</w:t>
+        <w:t xml:space="preserve">Proces technologiczny weryfikacji i wymiany przednich klocków hamulcowych wraz z kontrolą jakości naprawy w pojeździe Toyota Corolla IX (E12) 1.6 VVT-i</w:t>
       </w:r>
     </w:p>
     <w:p>
@@ -101,7 +117,7 @@
           <w:sz w:val="24"/>
           <w:szCs w:val="24"/>
         </w:rPr>
-        <w:t xml:space="preserve">Nr albumu: ..................</w:t>
+        <w:t xml:space="preserve">Nr albumu: 340047</w:t>
       </w:r>
     </w:p>
     <w:p>
@@ -2815,7 +2831,7 @@
       <w:r>
         <w:drawing>
           <wp:inline distT="0" distB="0" distL="0" distR="0">
-            <wp:extent cx="3810000" cy="2428875"/>
+            <wp:extent cx="4000500" cy="2552700"/>
             <wp:effectExtent t="0" r="0" b="0" l="0"/>
             <wp:docPr id="1" name="" descr="" title=""/>
             <wp:cNvGraphicFramePr>
@@ -2840,7 +2856,7 @@
                   <pic:spPr bwMode="auto">
                     <a:xfrm>
                       <a:off x="0" y="0"/>
-                      <a:ext cx="3810000" cy="2428875"/>
+                      <a:ext cx="4000500" cy="2552700"/>
                     </a:xfrm>
                     <a:prstGeom prst="rect">
                       <a:avLst/>
@@ -2867,6 +2883,20 @@
           <w:szCs w:val="18"/>
         </w:rPr>
         <w:t xml:space="preserve">Rysunek 4. Jarzmo zacisku hamulca przedniego na tarczy – rysunek F41561 z instrukcji naprawy Toyota, [1]</w:t>
+      </w:r>
+    </w:p>
+    <w:p>
+      <w:pPr>
+        <w:spacing w:after="120" w:before="0" w:line="276"/>
+        <w:jc w:val="left"/>
+      </w:pPr>
+      <w:r>
+        <w:rPr>
+          <w:rFonts w:ascii="Calibri" w:cs="Calibri" w:eastAsia="Calibri" w:hAnsi="Calibri"/>
+          <w:sz w:val="20"/>
+          <w:szCs w:val="20"/>
+        </w:rPr>
+        <w:t xml:space="preserve">1 – tarcza hamulcowa, 2 – śruby koła w piaście, 3 – jarzmo (mocowanie zacisku), 4 – osłony sworzni prowadzących, 5 – śruby mocowania jarzma do zwrotnicy; oznaczenia numeryczne – opracowanie własne</w:t>
       </w:r>
     </w:p>
     <w:p>
